--- a/GDD/почты лфп.docx
+++ b/GDD/почты лфп.docx
@@ -58,6 +58,11 @@
         <w:rPr>
           <w:lang w:val="en-US"/>
         </w:rPr>
+      </w:r>
+      <w:r>
+        <w:rPr>
+          <w:lang w:val="en-US"/>
+        </w:rPr>
         <w:fldChar w:fldCharType="separate"/>
       </w:r>
       <w:r>
@@ -146,10 +151,7 @@
         </w:r>
       </w:hyperlink>
       <w:r>
-        <w:t xml:space="preserve"> -</w:t>
-      </w:r>
-      <w:r>
-        <w:t xml:space="preserve"> </w:t>
+        <w:t xml:space="preserve"> - </w:t>
       </w:r>
       <w:r>
         <w:t>сотрудничество</w:t>
@@ -263,6 +265,11 @@
         <w:rPr>
           <w:lang w:val="en-US"/>
         </w:rPr>
+      </w:r>
+      <w:r>
+        <w:rPr>
+          <w:lang w:val="en-US"/>
+        </w:rPr>
         <w:fldChar w:fldCharType="separate"/>
       </w:r>
       <w:r>
@@ -370,6 +377,11 @@
         <w:rPr>
           <w:lang w:val="en-US"/>
         </w:rPr>
+      </w:r>
+      <w:r>
+        <w:rPr>
+          <w:lang w:val="en-US"/>
+        </w:rPr>
         <w:fldChar w:fldCharType="separate"/>
       </w:r>
       <w:r>
@@ -480,6 +492,11 @@
         <w:rPr>
           <w:lang w:val="en-US"/>
         </w:rPr>
+      </w:r>
+      <w:r>
+        <w:rPr>
+          <w:lang w:val="en-US"/>
+        </w:rPr>
         <w:fldChar w:fldCharType="separate"/>
       </w:r>
       <w:r>
@@ -590,6 +607,11 @@
         <w:rPr>
           <w:lang w:val="en-US"/>
         </w:rPr>
+      </w:r>
+      <w:r>
+        <w:rPr>
+          <w:lang w:val="en-US"/>
+        </w:rPr>
         <w:fldChar w:fldCharType="separate"/>
       </w:r>
       <w:r>
@@ -759,6 +781,11 @@
         <w:rPr>
           <w:lang w:val="en-US"/>
         </w:rPr>
+      </w:r>
+      <w:r>
+        <w:rPr>
+          <w:lang w:val="en-US"/>
+        </w:rPr>
         <w:fldChar w:fldCharType="separate"/>
       </w:r>
       <w:r>
@@ -872,6 +899,11 @@
         <w:rPr>
           <w:lang w:val="en-US"/>
         </w:rPr>
+      </w:r>
+      <w:r>
+        <w:rPr>
+          <w:lang w:val="en-US"/>
+        </w:rPr>
         <w:fldChar w:fldCharType="separate"/>
       </w:r>
       <w:r>
@@ -916,6 +948,12 @@
       </w:r>
     </w:p>
     <w:p>
+      <w:r>
+        <w:rPr>
+          <w:lang w:val="en-US"/>
+        </w:rPr>
+        <w:t>test</w:t>
+      </w:r>
       <w:hyperlink r:id="rId7" w:history="1">
         <w:r>
           <w:rPr>
@@ -946,6 +984,30 @@
           <w:t>com</w:t>
         </w:r>
       </w:hyperlink>
+      <w:r>
+        <w:rPr>
+          <w:rStyle w:val="ac"/>
+        </w:rPr>
+        <w:t xml:space="preserve"> </w:t>
+      </w:r>
+      <w:r>
+        <w:rPr>
+          <w:rStyle w:val="ac"/>
+        </w:rPr>
+        <w:t>–</w:t>
+      </w:r>
+      <w:r>
+        <w:rPr>
+          <w:rStyle w:val="ac"/>
+        </w:rPr>
+        <w:t xml:space="preserve"> </w:t>
+      </w:r>
+      <w:r>
+        <w:rPr>
+          <w:rStyle w:val="ac"/>
+        </w:rPr>
+        <w:t>для тестирования магазинами</w:t>
+      </w:r>
     </w:p>
     <w:p>
       <w:hyperlink r:id="rId8" w:history="1">
@@ -1112,9 +1174,30 @@
         <w:r>
           <w:rPr>
             <w:rStyle w:val="ac"/>
-            <w:lang w:val="en-US"/>
-          </w:rPr>
-          <w:t>@leftforpain.com</w:t>
+          </w:rPr>
+          <w:t>@</w:t>
+        </w:r>
+        <w:proofErr w:type="spellStart"/>
+        <w:r>
+          <w:rPr>
+            <w:rStyle w:val="ac"/>
+            <w:lang w:val="en-US"/>
+          </w:rPr>
+          <w:t>leftforpain</w:t>
+        </w:r>
+        <w:proofErr w:type="spellEnd"/>
+        <w:r>
+          <w:rPr>
+            <w:rStyle w:val="ac"/>
+          </w:rPr>
+          <w:t>.</w:t>
+        </w:r>
+        <w:r>
+          <w:rPr>
+            <w:rStyle w:val="ac"/>
+            <w:lang w:val="en-US"/>
+          </w:rPr>
+          <w:t>com</w:t>
         </w:r>
       </w:hyperlink>
     </w:p>
@@ -1123,9 +1206,30 @@
         <w:r>
           <w:rPr>
             <w:rStyle w:val="ac"/>
-            <w:lang w:val="en-US"/>
-          </w:rPr>
-          <w:t>@leftforpain.com</w:t>
+          </w:rPr>
+          <w:t>@</w:t>
+        </w:r>
+        <w:proofErr w:type="spellStart"/>
+        <w:r>
+          <w:rPr>
+            <w:rStyle w:val="ac"/>
+            <w:lang w:val="en-US"/>
+          </w:rPr>
+          <w:t>leftforpain</w:t>
+        </w:r>
+        <w:proofErr w:type="spellEnd"/>
+        <w:r>
+          <w:rPr>
+            <w:rStyle w:val="ac"/>
+          </w:rPr>
+          <w:t>.</w:t>
+        </w:r>
+        <w:r>
+          <w:rPr>
+            <w:rStyle w:val="ac"/>
+            <w:lang w:val="en-US"/>
+          </w:rPr>
+          <w:t>com</w:t>
         </w:r>
       </w:hyperlink>
     </w:p>
@@ -1134,9 +1238,30 @@
         <w:r>
           <w:rPr>
             <w:rStyle w:val="ac"/>
-            <w:lang w:val="en-US"/>
-          </w:rPr>
-          <w:t>@leftforpain.com</w:t>
+          </w:rPr>
+          <w:t>@</w:t>
+        </w:r>
+        <w:proofErr w:type="spellStart"/>
+        <w:r>
+          <w:rPr>
+            <w:rStyle w:val="ac"/>
+            <w:lang w:val="en-US"/>
+          </w:rPr>
+          <w:t>leftforpain</w:t>
+        </w:r>
+        <w:proofErr w:type="spellEnd"/>
+        <w:r>
+          <w:rPr>
+            <w:rStyle w:val="ac"/>
+          </w:rPr>
+          <w:t>.</w:t>
+        </w:r>
+        <w:r>
+          <w:rPr>
+            <w:rStyle w:val="ac"/>
+            <w:lang w:val="en-US"/>
+          </w:rPr>
+          <w:t>com</w:t>
         </w:r>
       </w:hyperlink>
     </w:p>
@@ -1145,9 +1270,30 @@
         <w:r>
           <w:rPr>
             <w:rStyle w:val="ac"/>
-            <w:lang w:val="en-US"/>
-          </w:rPr>
-          <w:t>@leftforpain.com</w:t>
+          </w:rPr>
+          <w:t>@</w:t>
+        </w:r>
+        <w:proofErr w:type="spellStart"/>
+        <w:r>
+          <w:rPr>
+            <w:rStyle w:val="ac"/>
+            <w:lang w:val="en-US"/>
+          </w:rPr>
+          <w:t>leftforpain</w:t>
+        </w:r>
+        <w:proofErr w:type="spellEnd"/>
+        <w:r>
+          <w:rPr>
+            <w:rStyle w:val="ac"/>
+          </w:rPr>
+          <w:t>.</w:t>
+        </w:r>
+        <w:r>
+          <w:rPr>
+            <w:rStyle w:val="ac"/>
+            <w:lang w:val="en-US"/>
+          </w:rPr>
+          <w:t>com</w:t>
         </w:r>
       </w:hyperlink>
     </w:p>
@@ -1156,9 +1302,30 @@
         <w:r>
           <w:rPr>
             <w:rStyle w:val="ac"/>
-            <w:lang w:val="en-US"/>
-          </w:rPr>
-          <w:t>@leftforpain.com</w:t>
+          </w:rPr>
+          <w:t>@</w:t>
+        </w:r>
+        <w:proofErr w:type="spellStart"/>
+        <w:r>
+          <w:rPr>
+            <w:rStyle w:val="ac"/>
+            <w:lang w:val="en-US"/>
+          </w:rPr>
+          <w:t>leftforpain</w:t>
+        </w:r>
+        <w:proofErr w:type="spellEnd"/>
+        <w:r>
+          <w:rPr>
+            <w:rStyle w:val="ac"/>
+          </w:rPr>
+          <w:t>.</w:t>
+        </w:r>
+        <w:r>
+          <w:rPr>
+            <w:rStyle w:val="ac"/>
+            <w:lang w:val="en-US"/>
+          </w:rPr>
+          <w:t>com</w:t>
         </w:r>
       </w:hyperlink>
     </w:p>
@@ -1167,9 +1334,30 @@
         <w:r>
           <w:rPr>
             <w:rStyle w:val="ac"/>
-            <w:lang w:val="en-US"/>
-          </w:rPr>
-          <w:t>@leftforpain.com</w:t>
+          </w:rPr>
+          <w:t>@</w:t>
+        </w:r>
+        <w:proofErr w:type="spellStart"/>
+        <w:r>
+          <w:rPr>
+            <w:rStyle w:val="ac"/>
+            <w:lang w:val="en-US"/>
+          </w:rPr>
+          <w:t>leftforpain</w:t>
+        </w:r>
+        <w:proofErr w:type="spellEnd"/>
+        <w:r>
+          <w:rPr>
+            <w:rStyle w:val="ac"/>
+          </w:rPr>
+          <w:t>.</w:t>
+        </w:r>
+        <w:r>
+          <w:rPr>
+            <w:rStyle w:val="ac"/>
+            <w:lang w:val="en-US"/>
+          </w:rPr>
+          <w:t>com</w:t>
         </w:r>
       </w:hyperlink>
     </w:p>
@@ -1178,9 +1366,30 @@
         <w:r>
           <w:rPr>
             <w:rStyle w:val="ac"/>
-            <w:lang w:val="en-US"/>
-          </w:rPr>
-          <w:t>@leftforpain.com</w:t>
+          </w:rPr>
+          <w:t>@</w:t>
+        </w:r>
+        <w:proofErr w:type="spellStart"/>
+        <w:r>
+          <w:rPr>
+            <w:rStyle w:val="ac"/>
+            <w:lang w:val="en-US"/>
+          </w:rPr>
+          <w:t>leftforpain</w:t>
+        </w:r>
+        <w:proofErr w:type="spellEnd"/>
+        <w:r>
+          <w:rPr>
+            <w:rStyle w:val="ac"/>
+          </w:rPr>
+          <w:t>.</w:t>
+        </w:r>
+        <w:r>
+          <w:rPr>
+            <w:rStyle w:val="ac"/>
+            <w:lang w:val="en-US"/>
+          </w:rPr>
+          <w:t>com</w:t>
         </w:r>
       </w:hyperlink>
     </w:p>
@@ -1189,9 +1398,30 @@
         <w:r>
           <w:rPr>
             <w:rStyle w:val="ac"/>
-            <w:lang w:val="en-US"/>
-          </w:rPr>
-          <w:t>@leftforpain.com</w:t>
+          </w:rPr>
+          <w:t>@</w:t>
+        </w:r>
+        <w:proofErr w:type="spellStart"/>
+        <w:r>
+          <w:rPr>
+            <w:rStyle w:val="ac"/>
+            <w:lang w:val="en-US"/>
+          </w:rPr>
+          <w:t>leftforpain</w:t>
+        </w:r>
+        <w:proofErr w:type="spellEnd"/>
+        <w:r>
+          <w:rPr>
+            <w:rStyle w:val="ac"/>
+          </w:rPr>
+          <w:t>.</w:t>
+        </w:r>
+        <w:r>
+          <w:rPr>
+            <w:rStyle w:val="ac"/>
+            <w:lang w:val="en-US"/>
+          </w:rPr>
+          <w:t>com</w:t>
         </w:r>
       </w:hyperlink>
     </w:p>
@@ -1200,9 +1430,30 @@
         <w:r>
           <w:rPr>
             <w:rStyle w:val="ac"/>
-            <w:lang w:val="en-US"/>
-          </w:rPr>
-          <w:t>@leftforpain.com</w:t>
+          </w:rPr>
+          <w:t>@</w:t>
+        </w:r>
+        <w:proofErr w:type="spellStart"/>
+        <w:r>
+          <w:rPr>
+            <w:rStyle w:val="ac"/>
+            <w:lang w:val="en-US"/>
+          </w:rPr>
+          <w:t>leftforpain</w:t>
+        </w:r>
+        <w:proofErr w:type="spellEnd"/>
+        <w:r>
+          <w:rPr>
+            <w:rStyle w:val="ac"/>
+          </w:rPr>
+          <w:t>.</w:t>
+        </w:r>
+        <w:r>
+          <w:rPr>
+            <w:rStyle w:val="ac"/>
+            <w:lang w:val="en-US"/>
+          </w:rPr>
+          <w:t>com</w:t>
         </w:r>
       </w:hyperlink>
     </w:p>
@@ -1211,9 +1462,30 @@
         <w:r>
           <w:rPr>
             <w:rStyle w:val="ac"/>
-            <w:lang w:val="en-US"/>
-          </w:rPr>
-          <w:t>@leftforpain.com</w:t>
+          </w:rPr>
+          <w:t>@</w:t>
+        </w:r>
+        <w:proofErr w:type="spellStart"/>
+        <w:r>
+          <w:rPr>
+            <w:rStyle w:val="ac"/>
+            <w:lang w:val="en-US"/>
+          </w:rPr>
+          <w:t>leftforpain</w:t>
+        </w:r>
+        <w:proofErr w:type="spellEnd"/>
+        <w:r>
+          <w:rPr>
+            <w:rStyle w:val="ac"/>
+          </w:rPr>
+          <w:t>.</w:t>
+        </w:r>
+        <w:r>
+          <w:rPr>
+            <w:rStyle w:val="ac"/>
+            <w:lang w:val="en-US"/>
+          </w:rPr>
+          <w:t>com</w:t>
         </w:r>
       </w:hyperlink>
     </w:p>
@@ -1222,9 +1494,30 @@
         <w:r>
           <w:rPr>
             <w:rStyle w:val="ac"/>
-            <w:lang w:val="en-US"/>
-          </w:rPr>
-          <w:t>@leftforpain.com</w:t>
+          </w:rPr>
+          <w:t>@</w:t>
+        </w:r>
+        <w:proofErr w:type="spellStart"/>
+        <w:r>
+          <w:rPr>
+            <w:rStyle w:val="ac"/>
+            <w:lang w:val="en-US"/>
+          </w:rPr>
+          <w:t>leftforpain</w:t>
+        </w:r>
+        <w:proofErr w:type="spellEnd"/>
+        <w:r>
+          <w:rPr>
+            <w:rStyle w:val="ac"/>
+          </w:rPr>
+          <w:t>.</w:t>
+        </w:r>
+        <w:r>
+          <w:rPr>
+            <w:rStyle w:val="ac"/>
+            <w:lang w:val="en-US"/>
+          </w:rPr>
+          <w:t>com</w:t>
         </w:r>
       </w:hyperlink>
     </w:p>
@@ -1233,9 +1526,30 @@
         <w:r>
           <w:rPr>
             <w:rStyle w:val="ac"/>
-            <w:lang w:val="en-US"/>
-          </w:rPr>
-          <w:t>@leftforpain.com</w:t>
+          </w:rPr>
+          <w:t>@</w:t>
+        </w:r>
+        <w:proofErr w:type="spellStart"/>
+        <w:r>
+          <w:rPr>
+            <w:rStyle w:val="ac"/>
+            <w:lang w:val="en-US"/>
+          </w:rPr>
+          <w:t>leftforpain</w:t>
+        </w:r>
+        <w:proofErr w:type="spellEnd"/>
+        <w:r>
+          <w:rPr>
+            <w:rStyle w:val="ac"/>
+          </w:rPr>
+          <w:t>.</w:t>
+        </w:r>
+        <w:r>
+          <w:rPr>
+            <w:rStyle w:val="ac"/>
+            <w:lang w:val="en-US"/>
+          </w:rPr>
+          <w:t>com</w:t>
         </w:r>
       </w:hyperlink>
     </w:p>
